--- a/sample.docx
+++ b/sample.docx
@@ -9,10 +9,10 @@
           <w:rFonts w:ascii="Arial" w:hAnsi="Arial" w:cs="Arial"/>
         </w:rPr>
       </w:pPr>
+      <w:bookmarkStart w:id="0" w:name="_GoBack"/>
       <w:r>
         <w:rPr>
           <w:rFonts w:ascii="Arial" w:hAnsi="Arial" w:cs="Arial"/>
-          <w:b/>
           <w:sz w:val="26"/>
         </w:rPr>
         <w:t>AFTI WORKSHOP GUIDE</w:t>
@@ -24,14 +24,12 @@
         <w:jc w:val="center"/>
         <w:rPr>
           <w:rFonts w:ascii="Arial" w:hAnsi="Arial" w:cs="Arial"/>
-          <w:b/>
           <w:color w:val="auto"/>
         </w:rPr>
       </w:pPr>
       <w:r>
         <w:rPr>
           <w:rFonts w:ascii="Arial" w:hAnsi="Arial" w:cs="Arial"/>
-          <w:b/>
           <w:color w:val="auto"/>
         </w:rPr>
         <w:t>Understanding</w:t>
@@ -39,7 +37,6 @@
       <w:r>
         <w:rPr>
           <w:rFonts w:ascii="Arial" w:hAnsi="Arial" w:cs="Arial"/>
-          <w:b/>
           <w:color w:val="auto"/>
         </w:rPr>
         <w:t xml:space="preserve"> </w:t>
@@ -47,7 +44,6 @@
       <w:r>
         <w:rPr>
           <w:rFonts w:ascii="Arial" w:hAnsi="Arial" w:cs="Arial"/>
-          <w:b/>
           <w:color w:val="auto"/>
         </w:rPr>
         <w:t>AI-Enabled Digital Extension</w:t>
@@ -55,7 +51,6 @@
       <w:r>
         <w:rPr>
           <w:rFonts w:ascii="Arial" w:hAnsi="Arial" w:cs="Arial"/>
-          <w:b/>
           <w:color w:val="auto"/>
         </w:rPr>
         <w:br/>
@@ -88,7 +83,6 @@
       <w:r>
         <w:rPr>
           <w:rFonts w:ascii="Arial" w:hAnsi="Arial" w:cs="Arial"/>
-          <w:b/>
           <w:sz w:val="22"/>
         </w:rPr>
         <w:t>Workshop focus</w:t>
@@ -106,12 +100,14 @@
         <w:pStyle w:val="Heading1"/>
         <w:rPr>
           <w:rFonts w:ascii="Arial" w:hAnsi="Arial" w:cs="Arial"/>
+          <w:b w:val="0"/>
           <w:color w:val="auto"/>
         </w:rPr>
       </w:pPr>
       <w:r>
         <w:rPr>
           <w:rFonts w:ascii="Arial" w:hAnsi="Arial" w:cs="Arial"/>
+          <w:b w:val="0"/>
           <w:color w:val="auto"/>
         </w:rPr>
         <w:t>What this guide will help you understand</w:t>
@@ -212,7 +208,6 @@
         <w:spacing w:after="20"/>
         <w:rPr>
           <w:rFonts w:ascii="Arial" w:hAnsi="Arial" w:cs="Arial"/>
-          <w:b/>
           <w:sz w:val="22"/>
         </w:rPr>
       </w:pPr>
@@ -227,7 +222,6 @@
       <w:r>
         <w:rPr>
           <w:rFonts w:ascii="Arial" w:hAnsi="Arial" w:cs="Arial"/>
-          <w:b/>
           <w:sz w:val="22"/>
         </w:rPr>
         <w:t>Simple idea</w:t>
@@ -258,12 +252,14 @@
         <w:pStyle w:val="Heading1"/>
         <w:rPr>
           <w:rFonts w:ascii="Arial" w:hAnsi="Arial" w:cs="Arial"/>
+          <w:b w:val="0"/>
           <w:color w:val="auto"/>
         </w:rPr>
       </w:pPr>
       <w:r>
         <w:rPr>
           <w:rFonts w:ascii="Arial" w:hAnsi="Arial" w:cs="Arial"/>
+          <w:b w:val="0"/>
           <w:color w:val="auto"/>
         </w:rPr>
         <w:lastRenderedPageBreak/>
@@ -288,12 +284,14 @@
         <w:pStyle w:val="Heading2"/>
         <w:rPr>
           <w:rFonts w:ascii="Arial" w:hAnsi="Arial" w:cs="Arial"/>
+          <w:b w:val="0"/>
           <w:color w:val="auto"/>
         </w:rPr>
       </w:pPr>
       <w:r>
         <w:rPr>
           <w:rFonts w:ascii="Arial" w:hAnsi="Arial" w:cs="Arial"/>
+          <w:b w:val="0"/>
           <w:color w:val="auto"/>
         </w:rPr>
         <w:t>What can a farmer receive digitally?</w:t>
@@ -409,12 +407,14 @@
         <w:pStyle w:val="Heading2"/>
         <w:rPr>
           <w:rFonts w:ascii="Arial" w:hAnsi="Arial" w:cs="Arial"/>
+          <w:b w:val="0"/>
           <w:color w:val="auto"/>
         </w:rPr>
       </w:pPr>
       <w:r>
         <w:rPr>
           <w:rFonts w:ascii="Arial" w:hAnsi="Arial" w:cs="Arial"/>
+          <w:b w:val="0"/>
           <w:color w:val="auto"/>
         </w:rPr>
         <w:t>Why does digital extension matter?</w:t>
@@ -460,7 +460,6 @@
             <w:r>
               <w:rPr>
                 <w:rFonts w:ascii="Arial" w:hAnsi="Arial" w:cs="Arial"/>
-                <w:b/>
                 <w:sz w:val="22"/>
               </w:rPr>
               <w:t>Important lesson</w:t>
@@ -489,12 +488,14 @@
         <w:pStyle w:val="Heading1"/>
         <w:rPr>
           <w:rFonts w:ascii="Arial" w:hAnsi="Arial" w:cs="Arial"/>
+          <w:b w:val="0"/>
           <w:color w:val="auto"/>
         </w:rPr>
       </w:pPr>
       <w:r>
         <w:rPr>
           <w:rFonts w:ascii="Arial" w:hAnsi="Arial" w:cs="Arial"/>
+          <w:b w:val="0"/>
           <w:color w:val="auto"/>
         </w:rPr>
         <w:t>2. What is Artificial Intelligence?</w:t>
@@ -518,12 +519,14 @@
         <w:pStyle w:val="Heading2"/>
         <w:rPr>
           <w:rFonts w:ascii="Arial" w:hAnsi="Arial" w:cs="Arial"/>
+          <w:b w:val="0"/>
           <w:color w:val="auto"/>
         </w:rPr>
       </w:pPr>
       <w:r>
         <w:rPr>
           <w:rFonts w:ascii="Arial" w:hAnsi="Arial" w:cs="Arial"/>
+          <w:b w:val="0"/>
           <w:color w:val="auto"/>
         </w:rPr>
         <w:t>A simple example</w:t>
@@ -547,12 +550,14 @@
         <w:pStyle w:val="Heading2"/>
         <w:rPr>
           <w:rFonts w:ascii="Arial" w:hAnsi="Arial" w:cs="Arial"/>
+          <w:b w:val="0"/>
           <w:color w:val="auto"/>
         </w:rPr>
       </w:pPr>
       <w:r>
         <w:rPr>
           <w:rFonts w:ascii="Arial" w:hAnsi="Arial" w:cs="Arial"/>
+          <w:b w:val="0"/>
           <w:color w:val="auto"/>
         </w:rPr>
         <w:t>AI can help answer questions such as:</w:t>
@@ -651,12 +656,14 @@
         <w:pStyle w:val="Heading1"/>
         <w:rPr>
           <w:rFonts w:ascii="Arial" w:hAnsi="Arial" w:cs="Arial"/>
+          <w:b w:val="0"/>
           <w:color w:val="auto"/>
         </w:rPr>
       </w:pPr>
       <w:r>
         <w:rPr>
           <w:rFonts w:ascii="Arial" w:hAnsi="Arial" w:cs="Arial"/>
+          <w:b w:val="0"/>
           <w:color w:val="auto"/>
         </w:rPr>
         <w:lastRenderedPageBreak/>
@@ -681,12 +688,14 @@
         <w:pStyle w:val="Heading2"/>
         <w:rPr>
           <w:rFonts w:ascii="Arial" w:hAnsi="Arial" w:cs="Arial"/>
+          <w:b w:val="0"/>
           <w:color w:val="auto"/>
         </w:rPr>
       </w:pPr>
       <w:r>
         <w:rPr>
           <w:rFonts w:ascii="Arial" w:hAnsi="Arial" w:cs="Arial"/>
+          <w:b w:val="0"/>
           <w:color w:val="auto"/>
         </w:rPr>
         <w:t>Possible farmer journey</w:t>
@@ -722,7 +731,6 @@
             <w:r>
               <w:rPr>
                 <w:rFonts w:ascii="Arial" w:hAnsi="Arial" w:cs="Arial"/>
-                <w:b/>
               </w:rPr>
               <w:t>Farmer need</w:t>
             </w:r>
@@ -742,7 +750,6 @@
             <w:r>
               <w:rPr>
                 <w:rFonts w:ascii="Arial" w:hAnsi="Arial" w:cs="Arial"/>
-                <w:b/>
               </w:rPr>
               <w:t>Digital channel</w:t>
             </w:r>
@@ -762,7 +769,6 @@
             <w:r>
               <w:rPr>
                 <w:rFonts w:ascii="Arial" w:hAnsi="Arial" w:cs="Arial"/>
-                <w:b/>
               </w:rPr>
               <w:t>Possible AI support</w:t>
             </w:r>
@@ -782,7 +788,6 @@
             <w:r>
               <w:rPr>
                 <w:rFonts w:ascii="Arial" w:hAnsi="Arial" w:cs="Arial"/>
-                <w:b/>
               </w:rPr>
               <w:t>Human support</w:t>
             </w:r>
@@ -1119,12 +1124,14 @@
         <w:pStyle w:val="Heading2"/>
         <w:rPr>
           <w:rFonts w:ascii="Arial" w:hAnsi="Arial" w:cs="Arial"/>
+          <w:b w:val="0"/>
           <w:color w:val="auto"/>
         </w:rPr>
       </w:pPr>
       <w:r>
         <w:rPr>
           <w:rFonts w:ascii="Arial" w:hAnsi="Arial" w:cs="Arial"/>
+          <w:b w:val="0"/>
           <w:color w:val="auto"/>
         </w:rPr>
         <w:t>A good AI advisory service should be:</w:t>
@@ -1240,12 +1247,14 @@
         <w:pStyle w:val="Heading1"/>
         <w:rPr>
           <w:rFonts w:ascii="Arial" w:hAnsi="Arial" w:cs="Arial"/>
+          <w:b w:val="0"/>
           <w:color w:val="auto"/>
         </w:rPr>
       </w:pPr>
       <w:r>
         <w:rPr>
           <w:rFonts w:ascii="Arial" w:hAnsi="Arial" w:cs="Arial"/>
+          <w:b w:val="0"/>
           <w:color w:val="auto"/>
         </w:rPr>
         <w:t>4. Progress, Challenges and Opportunities</w:t>
@@ -1269,12 +1278,14 @@
         <w:pStyle w:val="Heading2"/>
         <w:rPr>
           <w:rFonts w:ascii="Arial" w:hAnsi="Arial" w:cs="Arial"/>
+          <w:b w:val="0"/>
           <w:color w:val="auto"/>
         </w:rPr>
       </w:pPr>
       <w:r>
         <w:rPr>
           <w:rFonts w:ascii="Arial" w:hAnsi="Arial" w:cs="Arial"/>
+          <w:b w:val="0"/>
           <w:color w:val="auto"/>
         </w:rPr>
         <w:t>Common challenges</w:t>
@@ -1390,12 +1401,14 @@
         <w:pStyle w:val="Heading2"/>
         <w:rPr>
           <w:rFonts w:ascii="Arial" w:hAnsi="Arial" w:cs="Arial"/>
+          <w:b w:val="0"/>
           <w:color w:val="auto"/>
         </w:rPr>
       </w:pPr>
       <w:r>
         <w:rPr>
           <w:rFonts w:ascii="Arial" w:hAnsi="Arial" w:cs="Arial"/>
+          <w:b w:val="0"/>
           <w:color w:val="auto"/>
         </w:rPr>
         <w:t>Opportunities</w:t>
@@ -1510,12 +1523,14 @@
         <w:pStyle w:val="Heading1"/>
         <w:rPr>
           <w:rFonts w:ascii="Arial" w:hAnsi="Arial" w:cs="Arial"/>
+          <w:b w:val="0"/>
           <w:color w:val="auto"/>
         </w:rPr>
       </w:pPr>
       <w:r>
         <w:rPr>
           <w:rFonts w:ascii="Arial" w:hAnsi="Arial" w:cs="Arial"/>
+          <w:b w:val="0"/>
           <w:color w:val="auto"/>
         </w:rPr>
         <w:lastRenderedPageBreak/>
@@ -1540,12 +1555,14 @@
         <w:pStyle w:val="Heading2"/>
         <w:rPr>
           <w:rFonts w:ascii="Arial" w:hAnsi="Arial" w:cs="Arial"/>
+          <w:b w:val="0"/>
           <w:color w:val="auto"/>
         </w:rPr>
       </w:pPr>
       <w:r>
         <w:rPr>
           <w:rFonts w:ascii="Arial" w:hAnsi="Arial" w:cs="Arial"/>
+          <w:b w:val="0"/>
           <w:color w:val="auto"/>
         </w:rPr>
         <w:t>Where AI can help</w:t>
@@ -1668,7 +1685,6 @@
             <w:r>
               <w:rPr>
                 <w:rFonts w:ascii="Arial" w:hAnsi="Arial" w:cs="Arial"/>
-                <w:b/>
                 <w:sz w:val="22"/>
               </w:rPr>
               <w:t>Example: rice</w:t>
@@ -1719,7 +1735,6 @@
             <w:r>
               <w:rPr>
                 <w:rFonts w:ascii="Arial" w:hAnsi="Arial" w:cs="Arial"/>
-                <w:b/>
                 <w:sz w:val="22"/>
               </w:rPr>
               <w:t>Example: cassava</w:t>
@@ -1748,12 +1763,14 @@
         <w:pStyle w:val="Heading1"/>
         <w:rPr>
           <w:rFonts w:ascii="Arial" w:hAnsi="Arial" w:cs="Arial"/>
+          <w:b w:val="0"/>
           <w:color w:val="auto"/>
         </w:rPr>
       </w:pPr>
       <w:r>
         <w:rPr>
           <w:rFonts w:ascii="Arial" w:hAnsi="Arial" w:cs="Arial"/>
+          <w:b w:val="0"/>
           <w:color w:val="auto"/>
         </w:rPr>
         <w:t>6. What AI Cannot Do Alone</w:t>
@@ -1850,12 +1867,14 @@
         <w:pStyle w:val="Heading1"/>
         <w:rPr>
           <w:rFonts w:ascii="Arial" w:hAnsi="Arial" w:cs="Arial"/>
+          <w:b w:val="0"/>
           <w:color w:val="auto"/>
         </w:rPr>
       </w:pPr>
       <w:r>
         <w:rPr>
           <w:rFonts w:ascii="Arial" w:hAnsi="Arial" w:cs="Arial"/>
+          <w:b w:val="0"/>
           <w:color w:val="auto"/>
         </w:rPr>
         <w:lastRenderedPageBreak/>
@@ -1874,26 +1893,28 @@
         </w:rPr>
         <w:t xml:space="preserve">AI in agriculture can create benefits, but it must be used responsibly. </w:t>
       </w:r>
-      <w:bookmarkStart w:id="0" w:name="_Hlk239046134"/>
+      <w:bookmarkStart w:id="1" w:name="_Hlk239046134"/>
       <w:r>
         <w:rPr>
           <w:rFonts w:ascii="Arial" w:hAnsi="Arial" w:cs="Arial"/>
         </w:rPr>
         <w:t>Nigeria's National Artificial Intelligence Strategy emphasizes responsible data collection, individual rights, data security, transparency and trust. The Nigeria Data Protection Act 2023 provides the legal framework for protecting personal data.</w:t>
       </w:r>
-      <w:bookmarkEnd w:id="0"/>
+      <w:bookmarkEnd w:id="1"/>
     </w:p>
     <w:p>
       <w:pPr>
         <w:pStyle w:val="Heading2"/>
         <w:rPr>
           <w:rFonts w:ascii="Arial" w:hAnsi="Arial" w:cs="Arial"/>
+          <w:b w:val="0"/>
           <w:color w:val="auto"/>
         </w:rPr>
       </w:pPr>
       <w:r>
         <w:rPr>
           <w:rFonts w:ascii="Arial" w:hAnsi="Arial" w:cs="Arial"/>
+          <w:b w:val="0"/>
           <w:color w:val="auto"/>
         </w:rPr>
         <w:t>Key policy questions</w:t>
@@ -2039,12 +2060,14 @@
         <w:pStyle w:val="Heading1"/>
         <w:rPr>
           <w:rFonts w:ascii="Arial" w:hAnsi="Arial" w:cs="Arial"/>
+          <w:b w:val="0"/>
           <w:color w:val="auto"/>
         </w:rPr>
       </w:pPr>
       <w:r>
         <w:rPr>
           <w:rFonts w:ascii="Arial" w:hAnsi="Arial" w:cs="Arial"/>
+          <w:b w:val="0"/>
           <w:color w:val="auto"/>
         </w:rPr>
         <w:t>8. Practical Principles for VCDP and Agricultural Stakeholders</w:t>
@@ -2078,7 +2101,6 @@
             <w:r>
               <w:rPr>
                 <w:rFonts w:ascii="Arial" w:hAnsi="Arial" w:cs="Arial"/>
-                <w:b/>
               </w:rPr>
               <w:t>Principle</w:t>
             </w:r>
@@ -2098,7 +2120,6 @@
             <w:r>
               <w:rPr>
                 <w:rFonts w:ascii="Arial" w:hAnsi="Arial" w:cs="Arial"/>
-                <w:b/>
               </w:rPr>
               <w:t>What it means in practice</w:t>
             </w:r>
@@ -2398,12 +2419,14 @@
         <w:pStyle w:val="Heading1"/>
         <w:rPr>
           <w:rFonts w:ascii="Arial" w:hAnsi="Arial" w:cs="Arial"/>
+          <w:b w:val="0"/>
           <w:color w:val="auto"/>
         </w:rPr>
       </w:pPr>
       <w:r>
         <w:rPr>
           <w:rFonts w:ascii="Arial" w:hAnsi="Arial" w:cs="Arial"/>
+          <w:b w:val="0"/>
           <w:color w:val="auto"/>
         </w:rPr>
         <w:t>9. Questions Participants Can Discuss at the Workshop</w:t>
@@ -2417,8 +2440,7 @@
           <w:rFonts w:ascii="Arial" w:hAnsi="Arial" w:cs="Arial"/>
         </w:rPr>
       </w:pPr>
-      <w:bookmarkStart w:id="1" w:name="_Hlk239047307"/>
-      <w:bookmarkStart w:id="2" w:name="_GoBack"/>
+      <w:bookmarkStart w:id="2" w:name="_Hlk239047307"/>
       <w:r>
         <w:rPr>
           <w:rFonts w:ascii="Arial" w:hAnsi="Arial" w:cs="Arial"/>
@@ -2587,12 +2609,10 @@
               </w:rPr>
             </w:pPr>
             <w:bookmarkStart w:id="3" w:name="_Hlk239047165"/>
-            <w:bookmarkEnd w:id="1"/>
             <w:bookmarkEnd w:id="2"/>
             <w:r>
               <w:rPr>
                 <w:rFonts w:ascii="Arial" w:hAnsi="Arial" w:cs="Arial"/>
-                <w:b/>
                 <w:sz w:val="22"/>
               </w:rPr>
               <w:t>Take-home message</w:t>
@@ -2602,7 +2622,21 @@
                 <w:rFonts w:ascii="Arial" w:hAnsi="Arial" w:cs="Arial"/>
               </w:rPr>
               <w:br/>
-              <w:t>The goal is not to make agriculture “more technological” for its own sake. The goal is to make good agricultural knowledge easier to access, more timely and more useful—while keeping farmers, extension workers and trusted experts at the centre.</w:t>
+              <w:t xml:space="preserve">The goal is not to make agriculture “more technological” for its own sake. The goal is to make good agricultural knowledge easier to access, </w:t>
+            </w:r>
+            <w:proofErr w:type="gramStart"/>
+            <w:r>
+              <w:rPr>
+                <w:rFonts w:ascii="Arial" w:hAnsi="Arial" w:cs="Arial"/>
+              </w:rPr>
+              <w:t>more timely</w:t>
+            </w:r>
+            <w:proofErr w:type="gramEnd"/>
+            <w:r>
+              <w:rPr>
+                <w:rFonts w:ascii="Arial" w:hAnsi="Arial" w:cs="Arial"/>
+              </w:rPr>
+              <w:t xml:space="preserve"> and more useful—while keeping farmers, extension workers and trusted experts at the centre.</w:t>
             </w:r>
             <w:bookmarkEnd w:id="3"/>
           </w:p>
@@ -2622,12 +2656,14 @@
         <w:pStyle w:val="Heading1"/>
         <w:rPr>
           <w:rFonts w:ascii="Arial" w:hAnsi="Arial" w:cs="Arial"/>
+          <w:b w:val="0"/>
           <w:color w:val="auto"/>
         </w:rPr>
       </w:pPr>
       <w:r>
         <w:rPr>
           <w:rFonts w:ascii="Arial" w:hAnsi="Arial" w:cs="Arial"/>
+          <w:b w:val="0"/>
           <w:color w:val="auto"/>
         </w:rPr>
         <w:t>Selected References</w:t>
@@ -2688,6 +2724,7 @@
         </w:rPr>
         <w:t>Nigeria Data Protection Commission (NDPC), Nigeria Data Protection Act 2023 resources.</w:t>
       </w:r>
+      <w:bookmarkEnd w:id="0"/>
     </w:p>
     <w:sectPr>
       <w:footerReference w:type="default" r:id="rId8"/>
@@ -14696,7 +14733,7 @@
 </file>
 
 <file path=customXml/itemProps1.xml><?xml version="1.0" encoding="utf-8"?>
-<ds:datastoreItem xmlns:ds="http://schemas.openxmlformats.org/officeDocument/2006/customXml" ds:itemID="{194E5BCC-9067-4A17-B64B-15401C0F329C}">
+<ds:datastoreItem xmlns:ds="http://schemas.openxmlformats.org/officeDocument/2006/customXml" ds:itemID="{97BB38D5-3406-4340-8F14-02B37158F9C7}">
   <ds:schemaRefs>
     <ds:schemaRef ds:uri="http://schemas.openxmlformats.org/officeDocument/2006/bibliography"/>
   </ds:schemaRefs>
